--- a/Introduccion a la Ingenieria/Kit docente/Clase 4/Solucion Taller Clase 4 - Comite de etica.docx
+++ b/Introduccion a la Ingenieria/Kit docente/Clase 4/Solucion Taller Clase 4 - Comite de etica.docx
@@ -140,7 +140,7 @@
           <w:color w:val="4A4A49"/>
           <w:sz w:val="22"/>
         </w:rPr>
-        <w:t>, reutilizando código de los modelos previos. Existía una condición de carrera que se activaba cuando la operadora corregía la pantalla muy rápido —justo lo que hacían las operadoras con experiencia—. Los mensajes de error eran crípticos («MALFUNCTION 54») y tan frecuentes que se ignoraban. No hubo revisión independiente del código, y el fabricante sostuvo inicialmente que una sobredosis era imposible.</w:t>
+        <w:t>, reutilizando código de los modelos previos. Existía una condición de carrera que se activaba cuando la operadora corregía la pantalla muy rápido —justo lo que hacían las operadoras con experiencia—. Los mensajes de error eran difíciles de entender («MALFUNCTION 54») y tan frecuentes que se ignoraban. No hubo revisión independiente del código, y el fabricante sostuvo inicialmente que una sobredosis era imposible.</w:t>
       </w:r>
     </w:p>
     <w:p>
